--- a/Diploma/KMU/Тезис_Тектуманидзе А.Г..docx
+++ b/Diploma/KMU/Тезис_Тектуманидзе А.Г..docx
@@ -24,7 +24,7 @@
           <w:szCs w:val="24"/>
           <w:rtl w:val="0"/>
         </w:rPr>
-        <w:t xml:space="preserve">Обработка и классификация импульсов головного мозга в реальном времени.</w:t>
+        <w:t xml:space="preserve">Обработка и классификация импульсов головного мозга в реальном времени</w:t>
       </w:r>
     </w:p>
     <w:p>
@@ -148,7 +148,7 @@
           <w:szCs w:val="24"/>
           <w:rtl w:val="0"/>
         </w:rPr>
-        <w:t xml:space="preserve">В современном мире все больше цифровых устройств занимают наше внимание и необходимость тратить время на решение небольших задач связанных с эксплуатацией этих устройств, технология Brain-Computer Interface (BCI) призвана облегчить эту рутинную работу, все что требуется сделать это подумать о том чего мы хотим, алгоритм сам должен распознать мысли (сигнал с датчиков ЭЭГ) и инициировать выполнение заранее заготовленных функций таких как включить кофемашину или открыть окно в дом. Первые шаги в освоении этой технологии является детекция физических движений (и намерений о движении) различными частями тела.</w:t>
+        <w:t xml:space="preserve">В современном мире все больше цифровых устройств занимают наше внимание, мы тратим много времени на решение рутинных задач, связанных с эксплуатацией этих устройств. Технология Brain-Computer Interface (BCI) призвана облегчить эту рутинную работу. Все что требуется сделать - это подумать о том чего мы хотим, алгоритм сам должен распознать мысли (сигнал с датчиков ЭЭГ) и инициировать выполнение заранее заготовленных функций, таких как включить кофемашину или открыть окно в дом. Первый шаг в освоении этой технологии - детекция физических движений (и намерений о движении) различными частями тела.</w:t>
       </w:r>
     </w:p>
     <w:p>
@@ -169,7 +169,7 @@
           <w:szCs w:val="24"/>
           <w:rtl w:val="0"/>
         </w:rPr>
-        <w:t xml:space="preserve">Реализовать оптимальный конвейер алгоритмов состоящих из фильтрации сырых данных с ЭЭГ сенсора и многоклассового классификатора для определения класса движений. Необходимо определить оптимальный конвейер по параметру скорости выполнения и качества детекции, оценка качества будет происходить на основе F1 меры, а скорость конвейера в миллисекундах с начала движения до момента фиксации алгоритмом решения задачи.  </w:t>
+        <w:t xml:space="preserve">Необходимо определить оптимальный конвейер алгоритмов, состоящий из алгоритма фильтрации сырых данных с ЭЭГ сенсора и многоклассового классификатора для определения класса движений. Конвейер должен оптимизировать следующие параметры: скорость выполнения и точность предсказаний. Оценка качества будет производиться на основе F1 меры, а скорость конвейера в миллисекундах с начала движения до момента фиксации алгоритмом решения задачи.  </w:t>
       </w:r>
     </w:p>
     <w:p>
@@ -190,7 +190,7 @@
           <w:szCs w:val="24"/>
           <w:rtl w:val="0"/>
         </w:rPr>
-        <w:t xml:space="preserve">Для исследования были собраны сырые данные с устройства ЭЭГ с моторной и премоторной зон головного мозга. При сборе данных подопытные выполняли реальные движения. Для нахождения оптимального фильтра было сравнено несколько алгоритмов: Баттерворта, Чебышева, Калмана и вейвлет-фильтрации. Для оценки точности методов использовалось 2 метрики точность подавления артефактов и скорости вычислений. При выборе классификатора сравнивались архитектуры глубокого обучения: сверточные (EEGNet, ResNet50, MobileNet, EfficientNet), рекуррентные (Bi-LSTM) и гибридные модели (CRNN с механизмом внимания). Метрики оценки: F1-score, accuracy время выполнения алгоритма в миллисекундах.</w:t>
+        <w:t xml:space="preserve">Для исследования были собраны сырые данные с устройства ЭЭГ с моторной и премоторной зон головного мозга. При сборе данных подопытные выполняли реальные движения. Для нахождения оптимального фильтра был произведен сравнительный анализ нескольких алгоритмов: Баттерворта, Чебышева, Калмана и вейвлет-фильтрации. Для оценки точности методов использовались метрики: подавления артефактов и скорости вычислений. При выборе классификатора сравнивались архитектуры глубокого обучения: сверточные (EEGNet, ResNet50, MobileNet, EfficientNet), рекуррентные (Bi-LSTM) и гибридные модели (CRNN с механизмом внимания). Метрики оценки: F1-score, accuracy и время выполнения алгоритма в миллисекундах.</w:t>
       </w:r>
     </w:p>
     <w:p>
@@ -211,7 +211,7 @@
           <w:szCs w:val="24"/>
           <w:rtl w:val="0"/>
         </w:rPr>
-        <w:t xml:space="preserve">В результате исследования получилось разработать следующий конвейер. Фильтрация: Вейвлет-фильтрация оказалось наилучшей в точности подавления мышечных артефактов и сохранению полезного сигнала, но ее вычислительная сложность приводит к большой задержке, неприемлемой для реального времени. Фильтр Чебышева, напротив, достиг максимальной скорости обработки при незначительном (3%) снижении итоговой точности классификации по сравнению с вейвлетами, что делает его предпочтительным для real-time систем.</w:t>
+        <w:t xml:space="preserve">В результате исследования получилось разработать следующий конвейер. Фильтрация: Вейвлет-фильтрация оказалась наилучшей с точки зрения подавления мышечных артефактов и сохранения полезного сигнала, но ее вычислительная сложность приводит к большой задержке, неприемлемой для реального времени. Фильтр Чебышева, напротив, достиг максимальной скорости обработки при незначительном (3%) снижении итоговой точности классификации по сравнению с вейвлетами, что делает его предпочтительным для real-time систем.</w:t>
       </w:r>
     </w:p>
     <w:p>
@@ -253,27 +253,75 @@
           <w:szCs w:val="24"/>
           <w:rtl w:val="0"/>
         </w:rPr>
-        <w:t xml:space="preserve">Для построения детектора движений рук и ног в реальном времени на сырых данных ЭЭГ был выбран фильтра Чебышева в связке со сверточной нейронной сетью архитектуры EEGNet. Данный конвейер показывает минимальную задержку при сохранении приемлемого уровня точности. Дальнейшие исследования будут призваны для расширения количества детектируемых классов моделью.</w:t>
-      </w:r>
-    </w:p>
-    <w:p>
-      <w:pPr>
-        <w:spacing w:line="240" w:lineRule="auto"/>
-        <w:jc w:val="both"/>
-        <w:rPr>
-          <w:rFonts w:ascii="Times New Roman" w:cs="Times New Roman" w:eastAsia="Times New Roman" w:hAnsi="Times New Roman"/>
-          <w:sz w:val="24"/>
-          <w:szCs w:val="24"/>
-        </w:rPr>
-      </w:pPr>
-      <w:r>
-        <w:rPr>
-          <w:rFonts w:ascii="Times New Roman" w:cs="Times New Roman" w:eastAsia="Times New Roman" w:hAnsi="Times New Roman"/>
-          <w:sz w:val="24"/>
-          <w:szCs w:val="24"/>
-          <w:rtl w:val="0"/>
-        </w:rPr>
-        <w:t xml:space="preserve">Источники:</w:t>
+        <w:t xml:space="preserve">Для построения детектора движений рук и ног в реальном времени на сырых данных ЭЭГ был выбран фильтра Чебышева в связке со сверточной нейронной сетью архитектуры EEGNet. Данный конвейер показывает минимальную задержку при сохранении приемлемого уровня точности. Дальнейшая работа будет посвящена исследованию методов детекции более сложных моторных функций.</w:t>
+      </w:r>
+    </w:p>
+    <w:p>
+      <w:pPr>
+        <w:spacing w:line="240" w:lineRule="auto"/>
+        <w:jc w:val="both"/>
+        <w:rPr>
+          <w:rFonts w:ascii="Times New Roman" w:cs="Times New Roman" w:eastAsia="Times New Roman" w:hAnsi="Times New Roman"/>
+          <w:sz w:val="24"/>
+          <w:szCs w:val="24"/>
+        </w:rPr>
+      </w:pPr>
+      <w:r>
+        <w:rPr>
+          <w:rtl w:val="0"/>
+        </w:rPr>
+      </w:r>
+    </w:p>
+    <w:p>
+      <w:pPr>
+        <w:spacing w:line="240" w:lineRule="auto"/>
+        <w:jc w:val="both"/>
+        <w:rPr>
+          <w:rFonts w:ascii="Times New Roman" w:cs="Times New Roman" w:eastAsia="Times New Roman" w:hAnsi="Times New Roman"/>
+          <w:b w:val="1"/>
+          <w:bCs w:val="1"/>
+          <w:sz w:val="24"/>
+          <w:szCs w:val="24"/>
+        </w:rPr>
+      </w:pPr>
+      <w:r>
+        <w:br w:type="page"/>
+      </w:r>
+      <w:r>
+        <w:rPr>
+          <w:rtl w:val="0"/>
+        </w:rPr>
+      </w:r>
+    </w:p>
+    <w:p>
+      <w:pPr>
+        <w:spacing w:line="240" w:lineRule="auto"/>
+        <w:jc w:val="both"/>
+        <w:rPr>
+          <w:rFonts w:ascii="Times New Roman" w:cs="Times New Roman" w:eastAsia="Times New Roman" w:hAnsi="Times New Roman"/>
+          <w:sz w:val="24"/>
+          <w:szCs w:val="24"/>
+        </w:rPr>
+      </w:pPr>
+      <w:r>
+        <w:rPr>
+          <w:rFonts w:ascii="Times New Roman" w:cs="Times New Roman" w:eastAsia="Times New Roman" w:hAnsi="Times New Roman"/>
+          <w:b w:val="1"/>
+          <w:bCs w:val="1"/>
+          <w:sz w:val="24"/>
+          <w:szCs w:val="24"/>
+          <w:rtl w:val="0"/>
+        </w:rPr>
+        <w:t xml:space="preserve">Список использованных источников</w:t>
+      </w:r>
+      <w:r>
+        <w:rPr>
+          <w:rFonts w:ascii="Times New Roman" w:cs="Times New Roman" w:eastAsia="Times New Roman" w:hAnsi="Times New Roman"/>
+          <w:sz w:val="24"/>
+          <w:szCs w:val="24"/>
+          <w:rtl w:val="0"/>
+        </w:rPr>
+        <w:t xml:space="preserve">:</w:t>
       </w:r>
     </w:p>
     <w:p>
@@ -292,6 +340,15 @@
           <w:u w:val="none"/>
         </w:rPr>
       </w:pPr>
+      <w:r>
+        <w:rPr>
+          <w:rFonts w:ascii="Times New Roman" w:cs="Times New Roman" w:eastAsia="Times New Roman" w:hAnsi="Times New Roman"/>
+          <w:sz w:val="24"/>
+          <w:szCs w:val="24"/>
+          <w:rtl w:val="0"/>
+        </w:rPr>
+        <w:t xml:space="preserve">Lawhern, V.J., Solon, A.J., Waytowich, N.R., Gordon, S.M., Hung, C.P. and Lance, B.J. EEGNet: A compact convolutional neural network for EEG-based brain-computer interfaces. 2018. URL: </w:t>
+      </w:r>
       <w:hyperlink r:id="rId6">
         <w:r>
           <w:rPr>
@@ -307,6 +364,15 @@
       </w:hyperlink>
       <w:r>
         <w:rPr>
+          <w:rFonts w:ascii="Times New Roman" w:cs="Times New Roman" w:eastAsia="Times New Roman" w:hAnsi="Times New Roman"/>
+          <w:sz w:val="24"/>
+          <w:szCs w:val="24"/>
+          <w:rtl w:val="0"/>
+        </w:rPr>
+        <w:t xml:space="preserve"> </w:t>
+      </w:r>
+      <w:r>
+        <w:rPr>
           <w:rtl w:val="0"/>
         </w:rPr>
       </w:r>
@@ -324,9 +390,17 @@
           <w:rFonts w:ascii="Times New Roman" w:cs="Times New Roman" w:eastAsia="Times New Roman" w:hAnsi="Times New Roman"/>
           <w:sz w:val="24"/>
           <w:szCs w:val="24"/>
-          <w:u w:val="none"/>
-        </w:rPr>
-      </w:pPr>
+        </w:rPr>
+      </w:pPr>
+      <w:r>
+        <w:rPr>
+          <w:rFonts w:ascii="Times New Roman" w:cs="Times New Roman" w:eastAsia="Times New Roman" w:hAnsi="Times New Roman"/>
+          <w:sz w:val="24"/>
+          <w:szCs w:val="24"/>
+          <w:rtl w:val="0"/>
+        </w:rPr>
+        <w:t xml:space="preserve">Dobson T., Robson G. On the BCI problem // 2024. URL: </w:t>
+      </w:r>
       <w:hyperlink r:id="rId7">
         <w:r>
           <w:rPr>
@@ -342,21 +416,55 @@
       </w:hyperlink>
       <w:r>
         <w:rPr>
-          <w:rtl w:val="0"/>
-        </w:rPr>
-      </w:r>
-    </w:p>
-    <w:p>
-      <w:pPr>
-        <w:spacing w:line="240" w:lineRule="auto"/>
-        <w:ind w:left="720" w:firstLine="0"/>
-        <w:jc w:val="both"/>
-        <w:rPr>
-          <w:rFonts w:ascii="Times New Roman" w:cs="Times New Roman" w:eastAsia="Times New Roman" w:hAnsi="Times New Roman"/>
-          <w:sz w:val="24"/>
-          <w:szCs w:val="24"/>
-        </w:rPr>
-      </w:pPr>
+          <w:rFonts w:ascii="Times New Roman" w:cs="Times New Roman" w:eastAsia="Times New Roman" w:hAnsi="Times New Roman"/>
+          <w:sz w:val="24"/>
+          <w:szCs w:val="24"/>
+          <w:rtl w:val="0"/>
+        </w:rPr>
+        <w:t xml:space="preserve"> </w:t>
+      </w:r>
+    </w:p>
+    <w:p>
+      <w:pPr>
+        <w:spacing w:line="240" w:lineRule="auto"/>
+        <w:ind w:left="0" w:firstLine="0"/>
+        <w:jc w:val="both"/>
+        <w:rPr>
+          <w:rFonts w:ascii="Times New Roman" w:cs="Times New Roman" w:eastAsia="Times New Roman" w:hAnsi="Times New Roman"/>
+          <w:sz w:val="24"/>
+          <w:szCs w:val="24"/>
+        </w:rPr>
+      </w:pPr>
+      <w:r>
+        <w:rPr>
+          <w:rFonts w:ascii="Times New Roman" w:cs="Times New Roman" w:eastAsia="Times New Roman" w:hAnsi="Times New Roman"/>
+          <w:sz w:val="24"/>
+          <w:szCs w:val="24"/>
+          <w:rtl w:val="0"/>
+        </w:rPr>
+        <w:t xml:space="preserve">Автор:                                                                     ___________________ Тектуманидзе А.Г</w:t>
+      </w:r>
+    </w:p>
+    <w:p>
+      <w:pPr>
+        <w:spacing w:line="240" w:lineRule="auto"/>
+        <w:ind w:left="0" w:firstLine="0"/>
+        <w:jc w:val="both"/>
+        <w:rPr>
+          <w:rFonts w:ascii="Times New Roman" w:cs="Times New Roman" w:eastAsia="Times New Roman" w:hAnsi="Times New Roman"/>
+          <w:sz w:val="24"/>
+          <w:szCs w:val="24"/>
+        </w:rPr>
+      </w:pPr>
+      <w:r>
+        <w:rPr>
+          <w:rFonts w:ascii="Times New Roman" w:cs="Times New Roman" w:eastAsia="Times New Roman" w:hAnsi="Times New Roman"/>
+          <w:sz w:val="24"/>
+          <w:szCs w:val="24"/>
+          <w:rtl w:val="0"/>
+        </w:rPr>
+        <w:t xml:space="preserve">Научный Руководитель:                                        ___________________ Бабушкин М.В.</w:t>
+      </w:r>
       <w:r>
         <w:rPr>
           <w:rtl w:val="0"/>
@@ -377,8 +485,8 @@
   <w:abstractNum w:abstractNumId="1">
     <w:lvl w:ilvl="0">
       <w:start w:val="1"/>
-      <w:numFmt w:val="bullet"/>
-      <w:lvlText w:val="-"/>
+      <w:numFmt w:val="decimal"/>
+      <w:lvlText w:val="%1."/>
       <w:lvlJc w:val="left"/>
       <w:pPr>
         <w:ind w:left="720" w:hanging="360"/>
@@ -389,8 +497,8 @@
     </w:lvl>
     <w:lvl w:ilvl="1">
       <w:start w:val="1"/>
-      <w:numFmt w:val="bullet"/>
-      <w:lvlText w:val="-"/>
+      <w:numFmt w:val="lowerLetter"/>
+      <w:lvlText w:val="%2."/>
       <w:lvlJc w:val="left"/>
       <w:pPr>
         <w:ind w:left="1440" w:hanging="360"/>
@@ -401,9 +509,9 @@
     </w:lvl>
     <w:lvl w:ilvl="2">
       <w:start w:val="1"/>
-      <w:numFmt w:val="bullet"/>
-      <w:lvlText w:val="-"/>
-      <w:lvlJc w:val="left"/>
+      <w:numFmt w:val="lowerRoman"/>
+      <w:lvlText w:val="%3."/>
+      <w:lvlJc w:val="right"/>
       <w:pPr>
         <w:ind w:left="2160" w:hanging="360"/>
       </w:pPr>
@@ -413,8 +521,8 @@
     </w:lvl>
     <w:lvl w:ilvl="3">
       <w:start w:val="1"/>
-      <w:numFmt w:val="bullet"/>
-      <w:lvlText w:val="-"/>
+      <w:numFmt w:val="decimal"/>
+      <w:lvlText w:val="%4."/>
       <w:lvlJc w:val="left"/>
       <w:pPr>
         <w:ind w:left="2880" w:hanging="360"/>
@@ -425,8 +533,8 @@
     </w:lvl>
     <w:lvl w:ilvl="4">
       <w:start w:val="1"/>
-      <w:numFmt w:val="bullet"/>
-      <w:lvlText w:val="-"/>
+      <w:numFmt w:val="lowerLetter"/>
+      <w:lvlText w:val="%5."/>
       <w:lvlJc w:val="left"/>
       <w:pPr>
         <w:ind w:left="3600" w:hanging="360"/>
@@ -437,9 +545,9 @@
     </w:lvl>
     <w:lvl w:ilvl="5">
       <w:start w:val="1"/>
-      <w:numFmt w:val="bullet"/>
-      <w:lvlText w:val="-"/>
-      <w:lvlJc w:val="left"/>
+      <w:numFmt w:val="lowerRoman"/>
+      <w:lvlText w:val="%6."/>
+      <w:lvlJc w:val="right"/>
       <w:pPr>
         <w:ind w:left="4320" w:hanging="360"/>
       </w:pPr>
@@ -449,8 +557,8 @@
     </w:lvl>
     <w:lvl w:ilvl="6">
       <w:start w:val="1"/>
-      <w:numFmt w:val="bullet"/>
-      <w:lvlText w:val="-"/>
+      <w:numFmt w:val="decimal"/>
+      <w:lvlText w:val="%7."/>
       <w:lvlJc w:val="left"/>
       <w:pPr>
         <w:ind w:left="5040" w:hanging="360"/>
@@ -461,8 +569,8 @@
     </w:lvl>
     <w:lvl w:ilvl="7">
       <w:start w:val="1"/>
-      <w:numFmt w:val="bullet"/>
-      <w:lvlText w:val="-"/>
+      <w:numFmt w:val="lowerLetter"/>
+      <w:lvlText w:val="%8."/>
       <w:lvlJc w:val="left"/>
       <w:pPr>
         <w:ind w:left="5760" w:hanging="360"/>
@@ -473,9 +581,9 @@
     </w:lvl>
     <w:lvl w:ilvl="8">
       <w:start w:val="1"/>
-      <w:numFmt w:val="bullet"/>
-      <w:lvlText w:val="-"/>
-      <w:lvlJc w:val="left"/>
+      <w:numFmt w:val="lowerRoman"/>
+      <w:lvlText w:val="%9."/>
+      <w:lvlJc w:val="right"/>
       <w:pPr>
         <w:ind w:left="6480" w:hanging="360"/>
       </w:pPr>
